--- a/mailing.docx
+++ b/mailing.docx
@@ -3,134 +3,652 @@
 <w:document xmlns:wpc="http://schemas.microsoft.com/office/word/2010/wordprocessingCanvas" xmlns:cx="http://schemas.microsoft.com/office/drawing/2014/chartex" xmlns:cx1="http://schemas.microsoft.com/office/drawing/2015/9/8/chartex" xmlns:cx2="http://schemas.microsoft.com/office/drawing/2015/10/21/chartex" xmlns:cx3="http://schemas.microsoft.com/office/drawing/2016/5/9/chartex" xmlns:cx4="http://schemas.microsoft.com/office/drawing/2016/5/10/chartex" xmlns:cx5="http://schemas.microsoft.com/office/drawing/2016/5/11/chartex" xmlns:cx6="http://schemas.microsoft.com/office/drawing/2016/5/12/chartex" xmlns:cx7="http://schemas.microsoft.com/office/drawing/2016/5/13/chartex" xmlns:cx8="http://schemas.microsoft.com/office/drawing/2016/5/14/chartex" xmlns:mc="http://schemas.openxmlformats.org/markup-compatibility/2006" xmlns:aink="http://schemas.microsoft.com/office/drawing/2016/ink" xmlns:am3d="http://schemas.microsoft.com/office/drawing/2017/model3d" xmlns:o="urn:schemas-microsoft-com:office:office" xmlns:oel="http://schemas.microsoft.com/office/2019/extlst" xmlns:r="http://schemas.openxmlformats.org/officeDocument/2006/relationships" xmlns:m="http://schemas.openxmlformats.org/officeDocument/2006/math" xmlns:v="urn:schemas-microsoft-com:vml" xmlns:wp14="http://schemas.microsoft.com/office/word/2010/wordprocessingDrawing" xmlns:wp="http://schemas.openxmlformats.org/drawingml/2006/wordprocessingDrawing" xmlns:w10="urn:schemas-microsoft-com:office:word" xmlns:w="http://schemas.openxmlformats.org/wordprocessingml/2006/main" xmlns:w14="http://schemas.microsoft.com/office/word/2010/wordml" xmlns:w15="http://schemas.microsoft.com/office/word/2012/wordml" xmlns:w16cei="http://schemas.microsoft.com/office/word/2026/wordml/cei" xmlns:w16cex="http://schemas.microsoft.com/office/word/2018/wordml/cex" xmlns:w16cid="http://schemas.microsoft.com/office/word/2016/wordml/cid" xmlns:w16="http://schemas.microsoft.com/office/word/2018/wordml" xmlns:w16du="http://schemas.microsoft.com/office/word/2023/wordml/word16du" xmlns:w16sdtdh="http://schemas.microsoft.com/office/word/2020/wordml/sdtdatahash" xmlns:w16sdtfl="http://schemas.microsoft.com/office/word/2024/wordml/sdtformatlock" xmlns:w16se="http://schemas.microsoft.com/office/word/2015/wordml/symex" xmlns:wpg="http://schemas.microsoft.com/office/word/2010/wordprocessingGroup" xmlns:wpi="http://schemas.microsoft.com/office/word/2010/wordprocessingInk" xmlns:wne="http://schemas.microsoft.com/office/word/2006/wordml" xmlns:wps="http://schemas.microsoft.com/office/word/2010/wordprocessingShape" mc:Ignorable="w14 w15 w16se w16cid w16 w16cex w16sdtdh w16sdtfl w16du wp14">
   <w:body>
     <w:p>
-      <w:pPr>
-        <w:rPr>
-          <w:lang w:val="en-US"/>
-        </w:rPr>
-      </w:pPr>
-      <w:r>
-        <w:rPr>
-          <w:lang w:val="en-US"/>
-        </w:rPr>
+      <w:r>
         <w:t xml:space="preserve">Dear </w:t>
       </w:r>
-      <w:r>
-        <w:rPr>
-          <w:lang w:val="en-US"/>
-        </w:rPr>
-        <w:fldChar w:fldCharType="begin"/>
-      </w:r>
-      <w:r>
-        <w:rPr>
-          <w:lang w:val="en-US"/>
-        </w:rPr>
-        <w:instrText xml:space="preserve"> MERGEFIELD Name </w:instrText>
-      </w:r>
-      <w:r>
-        <w:rPr>
-          <w:lang w:val="en-US"/>
-        </w:rPr>
-        <w:fldChar w:fldCharType="separate"/>
+      <w:fldSimple w:instr=" MERGEFIELD Name ">
+        <w:r>
+          <w:rPr>
+            <w:noProof/>
+          </w:rPr>
+          <w:t>Pascale</w:t>
+        </w:r>
+      </w:fldSimple>
+      <w:r>
+        <w:t>,</w:t>
+      </w:r>
+      <w:r>
+        <w:br/>
+        <w:t xml:space="preserve">This is a friendly reminder that the "IBM </w:t>
+      </w:r>
+      <w:proofErr w:type="spellStart"/>
+      <w:r>
+        <w:t>i</w:t>
+      </w:r>
+      <w:proofErr w:type="spellEnd"/>
+      <w:r>
+        <w:t xml:space="preserve"> meets IBM Bob: Advanced Modernization for Your Applications and Operations" workshop is coming up on Tuesday, September 2, 2026 at the IBM Client </w:t>
+      </w:r>
+      <w:proofErr w:type="spellStart"/>
+      <w:r>
+        <w:t>Center</w:t>
+      </w:r>
+      <w:proofErr w:type="spellEnd"/>
+      <w:r>
+        <w:t xml:space="preserve"> in Brussels (Avenue du Bourget 42).</w:t>
+      </w:r>
+      <w:r>
+        <w:br/>
+      </w:r>
+      <w:r>
+        <w:br/>
+        <w:t>Please find below a few important points to help you prepare:</w:t>
+      </w:r>
+      <w:r>
+        <w:br/>
+      </w:r>
+      <w:r>
+        <w:br/>
       </w:r>
       <w:r>
         <w:rPr>
           <w:noProof/>
-          <w:lang w:val="en-US"/>
         </w:rPr>
-        <w:t>«Name»</w:t>
+        <w:drawing>
+          <wp:inline distT="0" distB="0" distL="0" distR="0" wp14:anchorId="2455BD8A" wp14:editId="622FDC43">
+            <wp:extent cx="419100" cy="419100"/>
+            <wp:effectExtent l="0" t="0" r="0" b="0"/>
+            <wp:docPr id="381748559" name="Picture 14" descr=":computer:"/>
+            <wp:cNvGraphicFramePr>
+              <a:graphicFrameLocks xmlns:a="http://schemas.openxmlformats.org/drawingml/2006/main" noChangeAspect="1"/>
+            </wp:cNvGraphicFramePr>
+            <a:graphic xmlns:a="http://schemas.openxmlformats.org/drawingml/2006/main">
+              <a:graphicData uri="http://schemas.openxmlformats.org/drawingml/2006/picture">
+                <pic:pic xmlns:pic="http://schemas.openxmlformats.org/drawingml/2006/picture">
+                  <pic:nvPicPr>
+                    <pic:cNvPr id="0" name="Picture 36" descr=":computer:"/>
+                    <pic:cNvPicPr>
+                      <a:picLocks noChangeAspect="1" noChangeArrowheads="1"/>
+                    </pic:cNvPicPr>
+                  </pic:nvPicPr>
+                  <pic:blipFill>
+                    <a:blip r:embed="rId5">
+                      <a:extLst>
+                        <a:ext uri="{28A0092B-C50C-407E-A947-70E740481C1C}">
+                          <a14:useLocalDpi xmlns:a14="http://schemas.microsoft.com/office/drawing/2010/main" val="0"/>
+                        </a:ext>
+                      </a:extLst>
+                    </a:blip>
+                    <a:srcRect/>
+                    <a:stretch>
+                      <a:fillRect/>
+                    </a:stretch>
+                  </pic:blipFill>
+                  <pic:spPr bwMode="auto">
+                    <a:xfrm>
+                      <a:off x="0" y="0"/>
+                      <a:ext cx="419100" cy="419100"/>
+                    </a:xfrm>
+                    <a:prstGeom prst="rect">
+                      <a:avLst/>
+                    </a:prstGeom>
+                    <a:noFill/>
+                    <a:ln>
+                      <a:noFill/>
+                    </a:ln>
+                  </pic:spPr>
+                </pic:pic>
+              </a:graphicData>
+            </a:graphic>
+          </wp:inline>
+        </w:drawing>
+      </w:r>
+      <w:r>
+        <w:t>Laptop</w:t>
+      </w:r>
+      <w:r>
+        <w:br/>
+        <w:t>If you indicated during registration that you would bring your own laptop, please don't forget to bring it on the day.</w:t>
+      </w:r>
+      <w:r>
+        <w:br/>
+      </w:r>
+      <w:r>
+        <w:br/>
       </w:r>
       <w:r>
         <w:rPr>
-          <w:lang w:val="en-US"/>
+          <w:noProof/>
         </w:rPr>
-        <w:fldChar w:fldCharType="end"/>
+        <w:drawing>
+          <wp:inline distT="0" distB="0" distL="0" distR="0" wp14:anchorId="08550CDC" wp14:editId="19CABADA">
+            <wp:extent cx="419100" cy="419100"/>
+            <wp:effectExtent l="0" t="0" r="0" b="0"/>
+            <wp:docPr id="1605877881" name="Picture 13" descr=":signal_strength:"/>
+            <wp:cNvGraphicFramePr>
+              <a:graphicFrameLocks xmlns:a="http://schemas.openxmlformats.org/drawingml/2006/main" noChangeAspect="1"/>
+            </wp:cNvGraphicFramePr>
+            <a:graphic xmlns:a="http://schemas.openxmlformats.org/drawingml/2006/main">
+              <a:graphicData uri="http://schemas.openxmlformats.org/drawingml/2006/picture">
+                <pic:pic xmlns:pic="http://schemas.openxmlformats.org/drawingml/2006/picture">
+                  <pic:nvPicPr>
+                    <pic:cNvPr id="0" name="Picture 37" descr=":signal_strength:"/>
+                    <pic:cNvPicPr>
+                      <a:picLocks noChangeAspect="1" noChangeArrowheads="1"/>
+                    </pic:cNvPicPr>
+                  </pic:nvPicPr>
+                  <pic:blipFill>
+                    <a:blip r:embed="rId6">
+                      <a:extLst>
+                        <a:ext uri="{28A0092B-C50C-407E-A947-70E740481C1C}">
+                          <a14:useLocalDpi xmlns:a14="http://schemas.microsoft.com/office/drawing/2010/main" val="0"/>
+                        </a:ext>
+                      </a:extLst>
+                    </a:blip>
+                    <a:srcRect/>
+                    <a:stretch>
+                      <a:fillRect/>
+                    </a:stretch>
+                  </pic:blipFill>
+                  <pic:spPr bwMode="auto">
+                    <a:xfrm>
+                      <a:off x="0" y="0"/>
+                      <a:ext cx="419100" cy="419100"/>
+                    </a:xfrm>
+                    <a:prstGeom prst="rect">
+                      <a:avLst/>
+                    </a:prstGeom>
+                    <a:noFill/>
+                    <a:ln>
+                      <a:noFill/>
+                    </a:ln>
+                  </pic:spPr>
+                </pic:pic>
+              </a:graphicData>
+            </a:graphic>
+          </wp:inline>
+        </w:drawing>
+      </w:r>
+      <w:r>
+        <w:t>Wi-Fi</w:t>
+      </w:r>
+      <w:r>
+        <w:br/>
+        <w:t>You will receive a separate email with Wi-Fi access details prior to the event.</w:t>
+      </w:r>
+      <w:r>
+        <w:br/>
+      </w:r>
+      <w:r>
+        <w:br/>
       </w:r>
       <w:r>
         <w:rPr>
-          <w:lang w:val="en-US"/>
+          <w:noProof/>
         </w:rPr>
-        <w:t>,</w:t>
+        <w:drawing>
+          <wp:inline distT="0" distB="0" distL="0" distR="0" wp14:anchorId="41DB1077" wp14:editId="194E0BFC">
+            <wp:extent cx="419100" cy="419100"/>
+            <wp:effectExtent l="0" t="0" r="0" b="0"/>
+            <wp:docPr id="541253247" name="Picture 12" descr=":desktop_computer:"/>
+            <wp:cNvGraphicFramePr>
+              <a:graphicFrameLocks xmlns:a="http://schemas.openxmlformats.org/drawingml/2006/main" noChangeAspect="1"/>
+            </wp:cNvGraphicFramePr>
+            <a:graphic xmlns:a="http://schemas.openxmlformats.org/drawingml/2006/main">
+              <a:graphicData uri="http://schemas.openxmlformats.org/drawingml/2006/picture">
+                <pic:pic xmlns:pic="http://schemas.openxmlformats.org/drawingml/2006/picture">
+                  <pic:nvPicPr>
+                    <pic:cNvPr id="0" name="Picture 38" descr=":desktop_computer:"/>
+                    <pic:cNvPicPr>
+                      <a:picLocks noChangeAspect="1" noChangeArrowheads="1"/>
+                    </pic:cNvPicPr>
+                  </pic:nvPicPr>
+                  <pic:blipFill>
+                    <a:blip r:embed="rId7">
+                      <a:extLst>
+                        <a:ext uri="{28A0092B-C50C-407E-A947-70E740481C1C}">
+                          <a14:useLocalDpi xmlns:a14="http://schemas.microsoft.com/office/drawing/2010/main" val="0"/>
+                        </a:ext>
+                      </a:extLst>
+                    </a:blip>
+                    <a:srcRect/>
+                    <a:stretch>
+                      <a:fillRect/>
+                    </a:stretch>
+                  </pic:blipFill>
+                  <pic:spPr bwMode="auto">
+                    <a:xfrm>
+                      <a:off x="0" y="0"/>
+                      <a:ext cx="419100" cy="419100"/>
+                    </a:xfrm>
+                    <a:prstGeom prst="rect">
+                      <a:avLst/>
+                    </a:prstGeom>
+                    <a:noFill/>
+                    <a:ln>
+                      <a:noFill/>
+                    </a:ln>
+                  </pic:spPr>
+                </pic:pic>
+              </a:graphicData>
+            </a:graphic>
+          </wp:inline>
+        </w:drawing>
+      </w:r>
+      <w:r>
+        <w:t xml:space="preserve">TechZone – Personal IBM </w:t>
+      </w:r>
+      <w:proofErr w:type="spellStart"/>
+      <w:r>
+        <w:t>i</w:t>
+      </w:r>
+      <w:proofErr w:type="spellEnd"/>
+      <w:r>
+        <w:t xml:space="preserve"> LPAR</w:t>
+      </w:r>
+      <w:r>
+        <w:br/>
+        <w:t xml:space="preserve">You </w:t>
+      </w:r>
+      <w:r>
+        <w:t>will be</w:t>
+      </w:r>
+      <w:r>
+        <w:t xml:space="preserve"> granted access to a personal IBM </w:t>
+      </w:r>
+      <w:proofErr w:type="spellStart"/>
+      <w:r>
+        <w:t>i</w:t>
+      </w:r>
+      <w:proofErr w:type="spellEnd"/>
+      <w:r>
+        <w:t xml:space="preserve"> LPAR via IBM TechZone</w:t>
+      </w:r>
+      <w:r>
+        <w:t>, available later today</w:t>
+      </w:r>
+      <w:r>
+        <w:t xml:space="preserve">. </w:t>
+      </w:r>
+      <w:r>
+        <w:t xml:space="preserve">You </w:t>
+      </w:r>
+      <w:r>
+        <w:t xml:space="preserve">will be able to </w:t>
+      </w:r>
+      <w:r>
+        <w:t xml:space="preserve">access the details here, by logging in with your </w:t>
+      </w:r>
+      <w:proofErr w:type="spellStart"/>
+      <w:r>
+        <w:t>IBMid</w:t>
+      </w:r>
+      <w:proofErr w:type="spellEnd"/>
+      <w:r>
+        <w:t xml:space="preserve"> or e-mail address:</w:t>
+      </w:r>
+      <w:r>
+        <w:br/>
+      </w:r>
+      <w:fldSimple w:instr=" MERGEFIELD Link ">
+        <w:r>
+          <w:rPr>
+            <w:noProof/>
+          </w:rPr>
+          <w:t>https://techzone.ibm.com/my/requests/6a96a3935ffc726f6e479942</w:t>
+        </w:r>
+      </w:fldSimple>
+    </w:p>
+    <w:p>
+      <w:r>
+        <w:t xml:space="preserve">Please make sure you can log in </w:t>
+      </w:r>
+      <w:r>
+        <w:t xml:space="preserve">and connect to the LPAR </w:t>
+      </w:r>
+      <w:r>
+        <w:t>before the workshop day.</w:t>
+      </w:r>
+      <w:r>
+        <w:br/>
+      </w:r>
+      <w:r>
+        <w:br/>
+      </w:r>
+      <w:r>
+        <w:rPr>
+          <w:noProof/>
+        </w:rPr>
+        <w:drawing>
+          <wp:inline distT="0" distB="0" distL="0" distR="0" wp14:anchorId="0C137615" wp14:editId="7AF39A69">
+            <wp:extent cx="419100" cy="419100"/>
+            <wp:effectExtent l="0" t="0" r="0" b="0"/>
+            <wp:docPr id="1671961296" name="Picture 11" descr=":robot_face:"/>
+            <wp:cNvGraphicFramePr>
+              <a:graphicFrameLocks xmlns:a="http://schemas.openxmlformats.org/drawingml/2006/main" noChangeAspect="1"/>
+            </wp:cNvGraphicFramePr>
+            <a:graphic xmlns:a="http://schemas.openxmlformats.org/drawingml/2006/main">
+              <a:graphicData uri="http://schemas.openxmlformats.org/drawingml/2006/picture">
+                <pic:pic xmlns:pic="http://schemas.openxmlformats.org/drawingml/2006/picture">
+                  <pic:nvPicPr>
+                    <pic:cNvPr id="0" name="Picture 39" descr=":robot_face:"/>
+                    <pic:cNvPicPr>
+                      <a:picLocks noChangeAspect="1" noChangeArrowheads="1"/>
+                    </pic:cNvPicPr>
+                  </pic:nvPicPr>
+                  <pic:blipFill>
+                    <a:blip r:embed="rId8">
+                      <a:extLst>
+                        <a:ext uri="{28A0092B-C50C-407E-A947-70E740481C1C}">
+                          <a14:useLocalDpi xmlns:a14="http://schemas.microsoft.com/office/drawing/2010/main" val="0"/>
+                        </a:ext>
+                      </a:extLst>
+                    </a:blip>
+                    <a:srcRect/>
+                    <a:stretch>
+                      <a:fillRect/>
+                    </a:stretch>
+                  </pic:blipFill>
+                  <pic:spPr bwMode="auto">
+                    <a:xfrm>
+                      <a:off x="0" y="0"/>
+                      <a:ext cx="419100" cy="419100"/>
+                    </a:xfrm>
+                    <a:prstGeom prst="rect">
+                      <a:avLst/>
+                    </a:prstGeom>
+                    <a:noFill/>
+                    <a:ln>
+                      <a:noFill/>
+                    </a:ln>
+                  </pic:spPr>
+                </pic:pic>
+              </a:graphicData>
+            </a:graphic>
+          </wp:inline>
+        </w:drawing>
+      </w:r>
+      <w:r>
+        <w:t>IBM Bob – Installation &amp; Login</w:t>
+      </w:r>
+      <w:r>
+        <w:br/>
+        <w:t>Please install IBM Bob before the event and log in using the same email address you used for your registration.</w:t>
+      </w:r>
+      <w:r>
+        <w:br/>
+      </w:r>
+      <w:r>
+        <w:br/>
+      </w:r>
+      <w:r>
+        <w:rPr>
+          <w:noProof/>
+        </w:rPr>
+        <w:drawing>
+          <wp:inline distT="0" distB="0" distL="0" distR="0" wp14:anchorId="61A5B6BA" wp14:editId="48D45FB8">
+            <wp:extent cx="419100" cy="419100"/>
+            <wp:effectExtent l="0" t="0" r="0" b="0"/>
+            <wp:docPr id="1100851484" name="Picture 10" descr=":books:"/>
+            <wp:cNvGraphicFramePr>
+              <a:graphicFrameLocks xmlns:a="http://schemas.openxmlformats.org/drawingml/2006/main" noChangeAspect="1"/>
+            </wp:cNvGraphicFramePr>
+            <a:graphic xmlns:a="http://schemas.openxmlformats.org/drawingml/2006/main">
+              <a:graphicData uri="http://schemas.openxmlformats.org/drawingml/2006/picture">
+                <pic:pic xmlns:pic="http://schemas.openxmlformats.org/drawingml/2006/picture">
+                  <pic:nvPicPr>
+                    <pic:cNvPr id="0" name="Picture 40" descr=":books:"/>
+                    <pic:cNvPicPr>
+                      <a:picLocks noChangeAspect="1" noChangeArrowheads="1"/>
+                    </pic:cNvPicPr>
+                  </pic:nvPicPr>
+                  <pic:blipFill>
+                    <a:blip r:embed="rId9">
+                      <a:extLst>
+                        <a:ext uri="{28A0092B-C50C-407E-A947-70E740481C1C}">
+                          <a14:useLocalDpi xmlns:a14="http://schemas.microsoft.com/office/drawing/2010/main" val="0"/>
+                        </a:ext>
+                      </a:extLst>
+                    </a:blip>
+                    <a:srcRect/>
+                    <a:stretch>
+                      <a:fillRect/>
+                    </a:stretch>
+                  </pic:blipFill>
+                  <pic:spPr bwMode="auto">
+                    <a:xfrm>
+                      <a:off x="0" y="0"/>
+                      <a:ext cx="419100" cy="419100"/>
+                    </a:xfrm>
+                    <a:prstGeom prst="rect">
+                      <a:avLst/>
+                    </a:prstGeom>
+                    <a:noFill/>
+                    <a:ln>
+                      <a:noFill/>
+                    </a:ln>
+                  </pic:spPr>
+                </pic:pic>
+              </a:graphicData>
+            </a:graphic>
+          </wp:inline>
+        </w:drawing>
+      </w:r>
+      <w:r>
+        <w:t>Lab Materials</w:t>
+      </w:r>
+      <w:r>
+        <w:br/>
+        <w:t>We will be working through the following GitHub repository during the workshop:</w:t>
       </w:r>
     </w:p>
     <w:p>
       <w:pPr>
-        <w:rPr>
-          <w:lang w:val="en-US"/>
-        </w:rPr>
+        <w:numPr>
+          <w:ilvl w:val="0"/>
+          <w:numId w:val="1"/>
+        </w:numPr>
       </w:pPr>
-      <w:r>
-        <w:rPr>
-          <w:lang w:val="en-US"/>
-        </w:rPr>
-        <w:t>You can access your IBM I LPAR using this link:</w:t>
-      </w:r>
-      <w:r>
-        <w:rPr>
-          <w:lang w:val="en-US"/>
-        </w:rPr>
-        <w:br/>
-      </w:r>
-      <w:r>
-        <w:rPr>
-          <w:lang w:val="en-US"/>
-        </w:rPr>
-        <w:fldChar w:fldCharType="begin"/>
-      </w:r>
-      <w:r>
-        <w:rPr>
-          <w:lang w:val="en-US"/>
-        </w:rPr>
-        <w:instrText xml:space="preserve"> MERGEFIELD Link </w:instrText>
-      </w:r>
-      <w:r>
-        <w:rPr>
-          <w:lang w:val="en-US"/>
-        </w:rPr>
-        <w:fldChar w:fldCharType="separate"/>
-      </w:r>
       <w:r>
         <w:rPr>
           <w:noProof/>
-          <w:lang w:val="en-US"/>
         </w:rPr>
-        <w:t>«Link»</w:t>
-      </w:r>
-      <w:r>
-        <w:rPr>
-          <w:lang w:val="en-US"/>
-        </w:rPr>
-        <w:fldChar w:fldCharType="end"/>
+        <w:drawing>
+          <wp:inline distT="0" distB="0" distL="0" distR="0" wp14:anchorId="2D5FF921" wp14:editId="67C0B701">
+            <wp:extent cx="419100" cy="419100"/>
+            <wp:effectExtent l="0" t="0" r="0" b="0"/>
+            <wp:docPr id="1500388167" name="Picture 9" descr=":link:"/>
+            <wp:cNvGraphicFramePr>
+              <a:graphicFrameLocks xmlns:a="http://schemas.openxmlformats.org/drawingml/2006/main" noChangeAspect="1"/>
+            </wp:cNvGraphicFramePr>
+            <a:graphic xmlns:a="http://schemas.openxmlformats.org/drawingml/2006/main">
+              <a:graphicData uri="http://schemas.openxmlformats.org/drawingml/2006/picture">
+                <pic:pic xmlns:pic="http://schemas.openxmlformats.org/drawingml/2006/picture">
+                  <pic:nvPicPr>
+                    <pic:cNvPr id="0" name="Picture 41" descr=":link:"/>
+                    <pic:cNvPicPr>
+                      <a:picLocks noChangeAspect="1" noChangeArrowheads="1"/>
+                    </pic:cNvPicPr>
+                  </pic:nvPicPr>
+                  <pic:blipFill>
+                    <a:blip r:embed="rId10">
+                      <a:extLst>
+                        <a:ext uri="{28A0092B-C50C-407E-A947-70E740481C1C}">
+                          <a14:useLocalDpi xmlns:a14="http://schemas.microsoft.com/office/drawing/2010/main" val="0"/>
+                        </a:ext>
+                      </a:extLst>
+                    </a:blip>
+                    <a:srcRect/>
+                    <a:stretch>
+                      <a:fillRect/>
+                    </a:stretch>
+                  </pic:blipFill>
+                  <pic:spPr bwMode="auto">
+                    <a:xfrm>
+                      <a:off x="0" y="0"/>
+                      <a:ext cx="419100" cy="419100"/>
+                    </a:xfrm>
+                    <a:prstGeom prst="rect">
+                      <a:avLst/>
+                    </a:prstGeom>
+                    <a:noFill/>
+                    <a:ln>
+                      <a:noFill/>
+                    </a:ln>
+                  </pic:spPr>
+                </pic:pic>
+              </a:graphicData>
+            </a:graphic>
+          </wp:inline>
+        </w:drawing>
+      </w:r>
+      <w:r>
+        <w:t>Repository:</w:t>
+      </w:r>
+      <w:r>
+        <w:t xml:space="preserve"> </w:t>
+      </w:r>
+      <w:hyperlink r:id="rId11" w:history="1">
+        <w:r>
+          <w:rPr>
+            <w:rStyle w:val="Hyperlink"/>
+          </w:rPr>
+          <w:t>https://github.com/bmarolleau/IBM-i-Application-Modernization-with-Bob</w:t>
+        </w:r>
+      </w:hyperlink>
+      <w:r>
+        <w:t xml:space="preserve"> </w:t>
       </w:r>
     </w:p>
     <w:p>
       <w:pPr>
+        <w:numPr>
+          <w:ilvl w:val="0"/>
+          <w:numId w:val="1"/>
+        </w:numPr>
+      </w:pPr>
+      <w:r>
         <w:rPr>
-          <w:lang w:val="en-US"/>
+          <w:noProof/>
         </w:rPr>
-      </w:pPr>
-      <w:r>
-        <w:rPr>
-          <w:lang w:val="en-US"/>
-        </w:rPr>
-        <w:t>If you encounter issues, please reach out to your instructor or the support team.</w:t>
+        <w:drawing>
+          <wp:inline distT="0" distB="0" distL="0" distR="0" wp14:anchorId="55E52E9E" wp14:editId="1484E0F0">
+            <wp:extent cx="419100" cy="419100"/>
+            <wp:effectExtent l="0" t="0" r="0" b="0"/>
+            <wp:docPr id="17103482" name="Picture 8" descr=":link:"/>
+            <wp:cNvGraphicFramePr>
+              <a:graphicFrameLocks xmlns:a="http://schemas.openxmlformats.org/drawingml/2006/main" noChangeAspect="1"/>
+            </wp:cNvGraphicFramePr>
+            <a:graphic xmlns:a="http://schemas.openxmlformats.org/drawingml/2006/main">
+              <a:graphicData uri="http://schemas.openxmlformats.org/drawingml/2006/picture">
+                <pic:pic xmlns:pic="http://schemas.openxmlformats.org/drawingml/2006/picture">
+                  <pic:nvPicPr>
+                    <pic:cNvPr id="0" name="Picture 42" descr=":link:"/>
+                    <pic:cNvPicPr>
+                      <a:picLocks noChangeAspect="1" noChangeArrowheads="1"/>
+                    </pic:cNvPicPr>
+                  </pic:nvPicPr>
+                  <pic:blipFill>
+                    <a:blip r:embed="rId10">
+                      <a:extLst>
+                        <a:ext uri="{28A0092B-C50C-407E-A947-70E740481C1C}">
+                          <a14:useLocalDpi xmlns:a14="http://schemas.microsoft.com/office/drawing/2010/main" val="0"/>
+                        </a:ext>
+                      </a:extLst>
+                    </a:blip>
+                    <a:srcRect/>
+                    <a:stretch>
+                      <a:fillRect/>
+                    </a:stretch>
+                  </pic:blipFill>
+                  <pic:spPr bwMode="auto">
+                    <a:xfrm>
+                      <a:off x="0" y="0"/>
+                      <a:ext cx="419100" cy="419100"/>
+                    </a:xfrm>
+                    <a:prstGeom prst="rect">
+                      <a:avLst/>
+                    </a:prstGeom>
+                    <a:noFill/>
+                    <a:ln>
+                      <a:noFill/>
+                    </a:ln>
+                  </pic:spPr>
+                </pic:pic>
+              </a:graphicData>
+            </a:graphic>
+          </wp:inline>
+        </w:drawing>
+      </w:r>
+      <w:r>
+        <w:t>Starting lab:</w:t>
+      </w:r>
+      <w:r>
+        <w:t xml:space="preserve"> </w:t>
+      </w:r>
+      <w:hyperlink r:id="rId12" w:history="1">
+        <w:r>
+          <w:rPr>
+            <w:rStyle w:val="Hyperlink"/>
+          </w:rPr>
+          <w:t>https://github.com/bmarolleau/IBM-i-Application-Modernization-with-Bob/blob/main/lab100-premium-package-introduction.md</w:t>
+        </w:r>
+      </w:hyperlink>
+      <w:r>
+        <w:t xml:space="preserve"> </w:t>
       </w:r>
     </w:p>
     <w:p>
-      <w:pPr>
-        <w:rPr>
-          <w:lang w:val="en-US"/>
-        </w:rPr>
-      </w:pPr>
-      <w:r>
-        <w:rPr>
-          <w:lang w:val="en-US"/>
-        </w:rPr>
-        <w:t>Kind regards,</w:t>
-      </w:r>
-      <w:r>
-        <w:rPr>
-          <w:lang w:val="en-US"/>
-        </w:rPr>
+      <w:r>
+        <w:t>Feel free to browse the materials in advance if you'd like to get a head start.</w:t>
+      </w:r>
+      <w:r>
+        <w:br/>
+      </w:r>
+      <w:r>
+        <w:br/>
+        <w:t xml:space="preserve">If you have any questions before the event, don't hesitate to reach out at </w:t>
+      </w:r>
+      <w:hyperlink r:id="rId13" w:tgtFrame="_blank" w:history="1">
+        <w:r>
+          <w:rPr>
+            <w:rStyle w:val="Hyperlink"/>
+          </w:rPr>
+          <w:t>ludovic.gasc@be.ibm.com</w:t>
+        </w:r>
+      </w:hyperlink>
+      <w:r>
+        <w:t xml:space="preserve"> and </w:t>
+      </w:r>
+      <w:hyperlink r:id="rId14" w:history="1">
+        <w:r>
+          <w:rPr>
+            <w:rStyle w:val="Hyperlink"/>
+          </w:rPr>
+          <w:t>bart_bogaerts@be.ibm.com</w:t>
+        </w:r>
+      </w:hyperlink>
+      <w:r>
+        <w:t xml:space="preserve"> </w:t>
+      </w:r>
+      <w:r>
+        <w:br/>
+      </w:r>
+      <w:r>
+        <w:br/>
+      </w:r>
+      <w:r>
+        <w:lastRenderedPageBreak/>
+        <w:t>Looking forward to seeing you in Brussels!</w:t>
+      </w:r>
+      <w:r>
+        <w:br/>
+      </w:r>
+      <w:r>
+        <w:br/>
+        <w:t>Best regards,</w:t>
+      </w:r>
+      <w:r>
         <w:br/>
         <w:t>Bart Bogaerts</w:t>
       </w:r>
@@ -143,6 +661,280 @@
     </w:sectPr>
   </w:body>
 </w:document>
+</file>
+
+<file path=word/numbering.xml><?xml version="1.0" encoding="utf-8"?>
+<w:numbering xmlns:wpc="http://schemas.microsoft.com/office/word/2010/wordprocessingCanvas" xmlns:cx="http://schemas.microsoft.com/office/drawing/2014/chartex" xmlns:cx1="http://schemas.microsoft.com/office/drawing/2015/9/8/chartex" xmlns:cx2="http://schemas.microsoft.com/office/drawing/2015/10/21/chartex" xmlns:cx3="http://schemas.microsoft.com/office/drawing/2016/5/9/chartex" xmlns:cx4="http://schemas.microsoft.com/office/drawing/2016/5/10/chartex" xmlns:cx5="http://schemas.microsoft.com/office/drawing/2016/5/11/chartex" xmlns:cx6="http://schemas.microsoft.com/office/drawing/2016/5/12/chartex" xmlns:cx7="http://schemas.microsoft.com/office/drawing/2016/5/13/chartex" xmlns:cx8="http://schemas.microsoft.com/office/drawing/2016/5/14/chartex" xmlns:mc="http://schemas.openxmlformats.org/markup-compatibility/2006" xmlns:aink="http://schemas.microsoft.com/office/drawing/2016/ink" xmlns:am3d="http://schemas.microsoft.com/office/drawing/2017/model3d" xmlns:o="urn:schemas-microsoft-com:office:office" xmlns:oel="http://schemas.microsoft.com/office/2019/extlst" xmlns:r="http://schemas.openxmlformats.org/officeDocument/2006/relationships" xmlns:m="http://schemas.openxmlformats.org/officeDocument/2006/math" xmlns:v="urn:schemas-microsoft-com:vml" xmlns:wp14="http://schemas.microsoft.com/office/word/2010/wordprocessingDrawing" xmlns:wp="http://schemas.openxmlformats.org/drawingml/2006/wordprocessingDrawing" xmlns:w10="urn:schemas-microsoft-com:office:word" xmlns:w="http://schemas.openxmlformats.org/wordprocessingml/2006/main" xmlns:w14="http://schemas.microsoft.com/office/word/2010/wordml" xmlns:w15="http://schemas.microsoft.com/office/word/2012/wordml" xmlns:w16cei="http://schemas.microsoft.com/office/word/2026/wordml/cei" xmlns:w16cex="http://schemas.microsoft.com/office/word/2018/wordml/cex" xmlns:w16cid="http://schemas.microsoft.com/office/word/2016/wordml/cid" xmlns:w16="http://schemas.microsoft.com/office/word/2018/wordml" xmlns:w16du="http://schemas.microsoft.com/office/word/2023/wordml/word16du" xmlns:w16sdtdh="http://schemas.microsoft.com/office/word/2020/wordml/sdtdatahash" xmlns:w16sdtfl="http://schemas.microsoft.com/office/word/2024/wordml/sdtformatlock" xmlns:w16se="http://schemas.microsoft.com/office/word/2015/wordml/symex" xmlns:wpg="http://schemas.microsoft.com/office/word/2010/wordprocessingGroup" xmlns:wpi="http://schemas.microsoft.com/office/word/2010/wordprocessingInk" xmlns:wne="http://schemas.microsoft.com/office/word/2006/wordml" xmlns:wps="http://schemas.microsoft.com/office/word/2010/wordprocessingShape" mc:Ignorable="w14 w15 w16se w16cid w16 w16cex w16sdtdh w16sdtfl w16du wp14">
+  <w:abstractNum w:abstractNumId="0" w15:restartNumberingAfterBreak="0">
+    <w:nsid w:val="010E1C9B"/>
+    <w:multiLevelType w:val="multilevel"/>
+    <w:tmpl w:val="29527F86"/>
+    <w:lvl w:ilvl="0">
+      <w:start w:val="1"/>
+      <w:numFmt w:val="bullet"/>
+      <w:lvlText w:val=""/>
+      <w:lvlJc w:val="left"/>
+      <w:pPr>
+        <w:tabs>
+          <w:tab w:val="num" w:pos="720"/>
+        </w:tabs>
+        <w:ind w:left="720" w:hanging="360"/>
+      </w:pPr>
+      <w:rPr>
+        <w:rFonts w:ascii="Symbol" w:hAnsi="Symbol" w:hint="default"/>
+        <w:sz w:val="20"/>
+      </w:rPr>
+    </w:lvl>
+    <w:lvl w:ilvl="1" w:tentative="1">
+      <w:start w:val="1"/>
+      <w:numFmt w:val="bullet"/>
+      <w:lvlText w:val="o"/>
+      <w:lvlJc w:val="left"/>
+      <w:pPr>
+        <w:tabs>
+          <w:tab w:val="num" w:pos="1440"/>
+        </w:tabs>
+        <w:ind w:left="1440" w:hanging="360"/>
+      </w:pPr>
+      <w:rPr>
+        <w:rFonts w:ascii="Courier New" w:hAnsi="Courier New" w:hint="default"/>
+        <w:sz w:val="20"/>
+      </w:rPr>
+    </w:lvl>
+    <w:lvl w:ilvl="2" w:tentative="1">
+      <w:start w:val="1"/>
+      <w:numFmt w:val="bullet"/>
+      <w:lvlText w:val=""/>
+      <w:lvlJc w:val="left"/>
+      <w:pPr>
+        <w:tabs>
+          <w:tab w:val="num" w:pos="2160"/>
+        </w:tabs>
+        <w:ind w:left="2160" w:hanging="360"/>
+      </w:pPr>
+      <w:rPr>
+        <w:rFonts w:ascii="Wingdings" w:hAnsi="Wingdings" w:hint="default"/>
+        <w:sz w:val="20"/>
+      </w:rPr>
+    </w:lvl>
+    <w:lvl w:ilvl="3" w:tentative="1">
+      <w:start w:val="1"/>
+      <w:numFmt w:val="bullet"/>
+      <w:lvlText w:val=""/>
+      <w:lvlJc w:val="left"/>
+      <w:pPr>
+        <w:tabs>
+          <w:tab w:val="num" w:pos="2880"/>
+        </w:tabs>
+        <w:ind w:left="2880" w:hanging="360"/>
+      </w:pPr>
+      <w:rPr>
+        <w:rFonts w:ascii="Wingdings" w:hAnsi="Wingdings" w:hint="default"/>
+        <w:sz w:val="20"/>
+      </w:rPr>
+    </w:lvl>
+    <w:lvl w:ilvl="4" w:tentative="1">
+      <w:start w:val="1"/>
+      <w:numFmt w:val="bullet"/>
+      <w:lvlText w:val=""/>
+      <w:lvlJc w:val="left"/>
+      <w:pPr>
+        <w:tabs>
+          <w:tab w:val="num" w:pos="3600"/>
+        </w:tabs>
+        <w:ind w:left="3600" w:hanging="360"/>
+      </w:pPr>
+      <w:rPr>
+        <w:rFonts w:ascii="Wingdings" w:hAnsi="Wingdings" w:hint="default"/>
+        <w:sz w:val="20"/>
+      </w:rPr>
+    </w:lvl>
+    <w:lvl w:ilvl="5" w:tentative="1">
+      <w:start w:val="1"/>
+      <w:numFmt w:val="bullet"/>
+      <w:lvlText w:val=""/>
+      <w:lvlJc w:val="left"/>
+      <w:pPr>
+        <w:tabs>
+          <w:tab w:val="num" w:pos="4320"/>
+        </w:tabs>
+        <w:ind w:left="4320" w:hanging="360"/>
+      </w:pPr>
+      <w:rPr>
+        <w:rFonts w:ascii="Wingdings" w:hAnsi="Wingdings" w:hint="default"/>
+        <w:sz w:val="20"/>
+      </w:rPr>
+    </w:lvl>
+    <w:lvl w:ilvl="6" w:tentative="1">
+      <w:start w:val="1"/>
+      <w:numFmt w:val="bullet"/>
+      <w:lvlText w:val=""/>
+      <w:lvlJc w:val="left"/>
+      <w:pPr>
+        <w:tabs>
+          <w:tab w:val="num" w:pos="5040"/>
+        </w:tabs>
+        <w:ind w:left="5040" w:hanging="360"/>
+      </w:pPr>
+      <w:rPr>
+        <w:rFonts w:ascii="Wingdings" w:hAnsi="Wingdings" w:hint="default"/>
+        <w:sz w:val="20"/>
+      </w:rPr>
+    </w:lvl>
+    <w:lvl w:ilvl="7" w:tentative="1">
+      <w:start w:val="1"/>
+      <w:numFmt w:val="bullet"/>
+      <w:lvlText w:val=""/>
+      <w:lvlJc w:val="left"/>
+      <w:pPr>
+        <w:tabs>
+          <w:tab w:val="num" w:pos="5760"/>
+        </w:tabs>
+        <w:ind w:left="5760" w:hanging="360"/>
+      </w:pPr>
+      <w:rPr>
+        <w:rFonts w:ascii="Wingdings" w:hAnsi="Wingdings" w:hint="default"/>
+        <w:sz w:val="20"/>
+      </w:rPr>
+    </w:lvl>
+    <w:lvl w:ilvl="8" w:tentative="1">
+      <w:start w:val="1"/>
+      <w:numFmt w:val="bullet"/>
+      <w:lvlText w:val=""/>
+      <w:lvlJc w:val="left"/>
+      <w:pPr>
+        <w:tabs>
+          <w:tab w:val="num" w:pos="6480"/>
+        </w:tabs>
+        <w:ind w:left="6480" w:hanging="360"/>
+      </w:pPr>
+      <w:rPr>
+        <w:rFonts w:ascii="Wingdings" w:hAnsi="Wingdings" w:hint="default"/>
+        <w:sz w:val="20"/>
+      </w:rPr>
+    </w:lvl>
+  </w:abstractNum>
+  <w:num w:numId="1" w16cid:durableId="1671130559">
+    <w:abstractNumId w:val="0"/>
+  </w:num>
+</w:numbering>
+</file>
+
+<file path=word/recipientData.xml><?xml version="1.0" encoding="utf-8"?>
+<wne:recipients xmlns:wpc="http://schemas.microsoft.com/office/word/2010/wordprocessingCanvas" xmlns:cx="http://schemas.microsoft.com/office/drawing/2014/chartex" xmlns:cx1="http://schemas.microsoft.com/office/drawing/2015/9/8/chartex" xmlns:cx2="http://schemas.microsoft.com/office/drawing/2015/10/21/chartex" xmlns:cx3="http://schemas.microsoft.com/office/drawing/2016/5/9/chartex" xmlns:cx4="http://schemas.microsoft.com/office/drawing/2016/5/10/chartex" xmlns:cx5="http://schemas.microsoft.com/office/drawing/2016/5/11/chartex" xmlns:cx6="http://schemas.microsoft.com/office/drawing/2016/5/12/chartex" xmlns:cx7="http://schemas.microsoft.com/office/drawing/2016/5/13/chartex" xmlns:cx8="http://schemas.microsoft.com/office/drawing/2016/5/14/chartex" xmlns:mc="http://schemas.openxmlformats.org/markup-compatibility/2006" xmlns:aink="http://schemas.microsoft.com/office/drawing/2016/ink" xmlns:am3d="http://schemas.microsoft.com/office/drawing/2017/model3d" xmlns:o="urn:schemas-microsoft-com:office:office" xmlns:oel="http://schemas.microsoft.com/office/2019/extlst" xmlns:r="http://schemas.openxmlformats.org/officeDocument/2006/relationships" xmlns:m="http://schemas.openxmlformats.org/officeDocument/2006/math" xmlns:v="urn:schemas-microsoft-com:vml" xmlns:wp14="http://schemas.microsoft.com/office/word/2010/wordprocessingDrawing" xmlns:wp="http://schemas.openxmlformats.org/drawingml/2006/wordprocessingDrawing" xmlns:w10="urn:schemas-microsoft-com:office:word" xmlns:w="http://schemas.openxmlformats.org/wordprocessingml/2006/main" xmlns:w14="http://schemas.microsoft.com/office/word/2010/wordml" xmlns:w15="http://schemas.microsoft.com/office/word/2012/wordml" xmlns:w16cei="http://schemas.microsoft.com/office/word/2026/wordml/cei" xmlns:w16cex="http://schemas.microsoft.com/office/word/2018/wordml/cex" xmlns:w16cid="http://schemas.microsoft.com/office/word/2016/wordml/cid" xmlns:w16="http://schemas.microsoft.com/office/word/2018/wordml" xmlns:w16du="http://schemas.microsoft.com/office/word/2023/wordml/word16du" xmlns:w16sdtdh="http://schemas.microsoft.com/office/word/2020/wordml/sdtdatahash" xmlns:w16sdtfl="http://schemas.microsoft.com/office/word/2024/wordml/sdtformatlock" xmlns:w16se="http://schemas.microsoft.com/office/word/2015/wordml/symex" xmlns:wpg="http://schemas.microsoft.com/office/word/2010/wordprocessingGroup" xmlns:wpi="http://schemas.microsoft.com/office/word/2010/wordprocessingInk" xmlns:wne="http://schemas.microsoft.com/office/word/2006/wordml" xmlns:wps="http://schemas.microsoft.com/office/word/2010/wordprocessingShape" mc:Ignorable="w14 w15 w16se w16cid w16 w16cex w16sdtdh w16sdtfl w16du wp14">
+  <wne:recipientData>
+    <wne:active wne:val="1"/>
+    <wne:hash wne:val="1030561694"/>
+  </wne:recipientData>
+  <wne:recipientData>
+    <wne:active wne:val="1"/>
+    <wne:hash wne:val="-637509497"/>
+  </wne:recipientData>
+  <wne:recipientData>
+    <wne:active wne:val="1"/>
+    <wne:hash wne:val="881388282"/>
+  </wne:recipientData>
+  <wne:recipientData>
+    <wne:active wne:val="1"/>
+    <wne:hash wne:val="1381874388"/>
+  </wne:recipientData>
+  <wne:recipientData>
+    <wne:active wne:val="1"/>
+    <wne:hash wne:val="1702521287"/>
+  </wne:recipientData>
+  <wne:recipientData>
+    <wne:active wne:val="1"/>
+    <wne:hash wne:val="-2111332649"/>
+  </wne:recipientData>
+  <wne:recipientData>
+    <wne:active wne:val="1"/>
+    <wne:hash wne:val="-1968941647"/>
+  </wne:recipientData>
+  <wne:recipientData>
+    <wne:active wne:val="1"/>
+    <wne:hash wne:val="-582637287"/>
+  </wne:recipientData>
+  <wne:recipientData>
+    <wne:active wne:val="1"/>
+    <wne:hash wne:val="-1321186424"/>
+  </wne:recipientData>
+  <wne:recipientData>
+    <wne:active wne:val="1"/>
+    <wne:hash wne:val="-1406463202"/>
+  </wne:recipientData>
+  <wne:recipientData>
+    <wne:active wne:val="1"/>
+    <wne:hash wne:val="385098741"/>
+  </wne:recipientData>
+  <wne:recipientData>
+    <wne:active wne:val="1"/>
+    <wne:hash wne:val="-957883868"/>
+  </wne:recipientData>
+  <wne:recipientData>
+    <wne:active wne:val="1"/>
+    <wne:hash wne:val="-657206703"/>
+  </wne:recipientData>
+  <wne:recipientData>
+    <wne:active wne:val="1"/>
+    <wne:hash wne:val="-1457596913"/>
+  </wne:recipientData>
+  <wne:recipientData>
+    <wne:active wne:val="1"/>
+    <wne:hash wne:val="1475486214"/>
+  </wne:recipientData>
+  <wne:recipientData>
+    <wne:active wne:val="1"/>
+    <wne:hash wne:val="1303890696"/>
+  </wne:recipientData>
+  <wne:recipientData>
+    <wne:active wne:val="1"/>
+    <wne:hash wne:val="1121969418"/>
+  </wne:recipientData>
+  <wne:recipientData>
+    <wne:active wne:val="1"/>
+    <wne:hash wne:val="260215942"/>
+  </wne:recipientData>
+  <wne:recipientData>
+    <wne:active wne:val="1"/>
+    <wne:hash wne:val="-1768877913"/>
+  </wne:recipientData>
+  <wne:recipientData>
+    <wne:active wne:val="1"/>
+    <wne:hash wne:val="-918013333"/>
+  </wne:recipientData>
+  <wne:recipientData>
+    <wne:active wne:val="1"/>
+    <wne:hash wne:val="1196186926"/>
+  </wne:recipientData>
+  <wne:recipientData>
+    <wne:active wne:val="1"/>
+    <wne:hash wne:val="1897269562"/>
+  </wne:recipientData>
+  <wne:recipientData>
+    <wne:active wne:val="1"/>
+    <wne:hash wne:val="1117240560"/>
+  </wne:recipientData>
+  <wne:recipientData>
+    <wne:active wne:val="1"/>
+    <wne:hash wne:val="2116544120"/>
+  </wne:recipientData>
+  <wne:recipientData>
+    <wne:active wne:val="1"/>
+    <wne:hash wne:val="944237470"/>
+  </wne:recipientData>
+  <wne:recipientData>
+    <wne:active wne:val="1"/>
+    <wne:hash wne:val="762736606"/>
+  </wne:recipientData>
+  <wne:recipientData>
+    <wne:active wne:val="1"/>
+    <wne:hash wne:val="-2056433885"/>
+  </wne:recipientData>
+  <wne:recipientData>
+    <wne:active wne:val="1"/>
+    <wne:hash wne:val="-886792958"/>
+  </wne:recipientData>
+</wne:recipients>
 </file>
 
 <file path=word/styles.xml><?xml version="1.0" encoding="utf-8"?>
@@ -1062,6 +1854,29 @@
       <w:spacing w:val="5"/>
     </w:rPr>
   </w:style>
+  <w:style w:type="character" w:styleId="Hyperlink">
+    <w:name w:val="Hyperlink"/>
+    <w:basedOn w:val="DefaultParagraphFont"/>
+    <w:uiPriority w:val="99"/>
+    <w:unhideWhenUsed/>
+    <w:rsid w:val="00FE1A27"/>
+    <w:rPr>
+      <w:color w:val="467886" w:themeColor="hyperlink"/>
+      <w:u w:val="single"/>
+    </w:rPr>
+  </w:style>
+  <w:style w:type="character" w:styleId="UnresolvedMention">
+    <w:name w:val="Unresolved Mention"/>
+    <w:basedOn w:val="DefaultParagraphFont"/>
+    <w:uiPriority w:val="99"/>
+    <w:semiHidden/>
+    <w:unhideWhenUsed/>
+    <w:rsid w:val="00FE1A27"/>
+    <w:rPr>
+      <w:color w:val="605E5C"/>
+      <w:shd w:val="clear" w:color="auto" w:fill="E1DFDD"/>
+    </w:rPr>
+  </w:style>
 </w:styles>
 </file>
 
